--- a/tests/fixtures/docx/real-adr-libreoffice.docx
+++ b/tests/fixtures/docx/real-adr-libreoffice.docx
@@ -16,7 +16,7 @@
           <w:sz w:val="28"/>
           <w:szCs w:val="28"/>
         </w:rPr>
-        <w:t>ADR-029 — Platform Architecture: Namespace, Package Structure, ORM Agnosticism</w:t>
+        <w:t>zy dog while the printer warms up and the page settles into its margins with r</w:t>
       </w:r>
     </w:p>
     <w:p>
@@ -72,7 +72,7 @@
                 <w:sz w:val="18"/>
                 <w:szCs w:val="18"/>
               </w:rPr>
-              <w:t>Aspect</w:t>
+              <w:t> the p</w:t>
             </w:r>
           </w:p>
         </w:tc>
@@ -99,7 +99,7 @@
                 <w:sz w:val="18"/>
                 <w:szCs w:val="18"/>
               </w:rPr>
-              <w:t>Decision</w:t>
+              <w:t>th room </w:t>
             </w:r>
           </w:p>
         </w:tc>
@@ -126,7 +126,7 @@
                 <w:sz w:val="18"/>
                 <w:szCs w:val="18"/>
               </w:rPr>
-              <w:t>Status</w:t>
+              <w:t>t pape</w:t>
             </w:r>
           </w:p>
         </w:tc>
@@ -150,7 +150,7 @@
                 <w:sz w:val="18"/>
                 <w:szCs w:val="18"/>
               </w:rPr>
-              <w:t>Accepted — April 2026</w:t>
+              <w:t>ich matters when a do</w:t>
             </w:r>
           </w:p>
         </w:tc>
@@ -177,7 +177,7 @@
                 <w:sz w:val="18"/>
                 <w:szCs w:val="18"/>
               </w:rPr>
-              <w:t>Scope</w:t>
+              <w:t>rathe</w:t>
             </w:r>
           </w:p>
         </w:tc>
@@ -201,7 +201,7 @@
                 <w:sz w:val="18"/>
                 <w:szCs w:val="18"/>
               </w:rPr>
-              <w:t>Platform-wide architectural constraints</w:t>
+              <w:t> the sheet. The quick brown fox jumps o</w:t>
             </w:r>
           </w:p>
         </w:tc>
@@ -250,7 +250,7 @@
           <w:sz w:val="24"/>
           <w:szCs w:val="24"/>
         </w:rPr>
-        <w:t>1. Package Structure (Three Packages per Module)</w:t>
+        <w:t> over the lazy dog while the printer warms up an</w:t>
       </w:r>
     </w:p>
     <w:p>
@@ -263,7 +263,7 @@
           <w:sz w:val="20"/>
           <w:szCs w:val="20"/>
         </w:rPr>
-        <w:t>Every platform module ships as three separate Composer packages:</w:t>
+        <w:t>warms up and the page settles into its margins with room for a c</w:t>
       </w:r>
     </w:p>
     <w:p>
@@ -287,7 +287,7 @@
           <w:sz w:val="18"/>
           <w:szCs w:val="18"/>
         </w:rPr>
-        <w:t>coolms/{module}           Domain layer — pure PHP, zero framework dependencies</w:t>
+        <w:t>s margins with room for a caption and a note about paper weight and grain dire</w:t>
       </w:r>
     </w:p>
     <w:p>
@@ -302,7 +302,7 @@
           <w:sz w:val="18"/>
           <w:szCs w:val="18"/>
         </w:rPr>
-        <w:t>coolms/{module}-bundle    Infrastructure — Symfony DI, HTTP, API Platform</w:t>
+        <w:t> a note about paper weight and grain direction which matters when a docum</w:t>
       </w:r>
     </w:p>
     <w:p>
@@ -317,7 +317,7 @@
           <w:sz w:val="18"/>
           <w:szCs w:val="18"/>
         </w:rPr>
-        <w:t>coolms/{module}-doctrine  Infrastructure\Doctrine — ORM mapping, repositories</w:t>
+        <w:t>direction which matters when a document is bound rather than stapled along on</w:t>
       </w:r>
     </w:p>
     <w:p>
@@ -339,7 +339,7 @@
           <w:sz w:val="20"/>
           <w:szCs w:val="20"/>
         </w:rPr>
-        <w:t>Future ORM adapters follow the same pattern:</w:t>
+        <w:t>nt is bound rather than stapled along one ed</w:t>
       </w:r>
     </w:p>
     <w:p>
@@ -354,7 +354,7 @@
           <w:sz w:val="18"/>
           <w:szCs w:val="18"/>
         </w:rPr>
-        <w:t>coolms/{module}-cycle     Infrastructure\Cycle</w:t>
+        <w:t> one edge of the sheet. The quick brown fox ju</w:t>
       </w:r>
     </w:p>
     <w:p>
@@ -369,7 +369,7 @@
           <w:sz w:val="18"/>
           <w:szCs w:val="18"/>
         </w:rPr>
-        <w:t>coolms/{module}-eloquent  Infrastructure\Eloquent</w:t>
+        <w:t>wn fox jumps over the lazy dog while the printer </w:t>
       </w:r>
     </w:p>
     <w:p>
@@ -391,7 +391,7 @@
           <w:sz w:val="20"/>
           <w:szCs w:val="20"/>
         </w:rPr>
-        <w:t>The Domain layer never changes when switching ORM. Mirrors the doctrine/persistence + doctrine/orm split.</w:t>
+        <w:t>the printer warms up and the page settles into its margins with room for a caption and a note about paper</w:t>
       </w:r>
     </w:p>
     <w:p>
@@ -416,7 +416,7 @@
           <w:sz w:val="24"/>
           <w:szCs w:val="24"/>
         </w:rPr>
-        <w:t>Layer Rules</w:t>
+        <w:t>tles into i</w:t>
       </w:r>
     </w:p>
     <w:p>
@@ -433,7 +433,7 @@
           <w:sz w:val="20"/>
           <w:szCs w:val="20"/>
         </w:rPr>
-        <w:t>Domain layer: zero Symfony deps, pure PHP, no ORM imports</w:t>
+        <w:t> caption and a note about paper weight and grain directio</w:t>
       </w:r>
     </w:p>
     <w:p>
@@ -450,7 +450,7 @@
           <w:sz w:val="20"/>
           <w:szCs w:val="20"/>
         </w:rPr>
-        <w:t>Bundle layer: Symfony DI, HTTP, API Platform, reads Domain interfaces only</w:t>
+        <w:t>t and grain direction which matters when a document is bound rather than s</w:t>
       </w:r>
     </w:p>
     <w:p>
@@ -467,7 +467,7 @@
           <w:sz w:val="20"/>
           <w:szCs w:val="20"/>
         </w:rPr>
-        <w:t>Doctrine layer: implements Domain repository interfaces, owns mapping</w:t>
+        <w:t>hen a document is bound rather than stapled along one edge of the she</w:t>
       </w:r>
     </w:p>
     <w:p>
@@ -513,7 +513,7 @@
           <w:sz w:val="24"/>
           <w:szCs w:val="24"/>
         </w:rPr>
-        <w:t>2. Namespace Convention</w:t>
+        <w:t>tapled along one edge o</w:t>
       </w:r>
     </w:p>
     <w:p>
@@ -528,7 +528,7 @@
           <w:sz w:val="18"/>
           <w:szCs w:val="18"/>
         </w:rPr>
-        <w:t>Coolms\{Module}\    Platform modules (core + all marketplace modules)</w:t>
+        <w:t>he quick brown fox jumps over the lazy dog while the printer warms up</w:t>
       </w:r>
     </w:p>
     <w:p>
@@ -543,7 +543,7 @@
           <w:sz w:val="18"/>
           <w:szCs w:val="18"/>
         </w:rPr>
-        <w:t>App\{Module}\       Application-specific custom code</w:t>
+        <w:t>y dog while the printer warms up and the page settle</w:t>
       </w:r>
     </w:p>
     <w:p>
@@ -565,7 +565,7 @@
           <w:sz w:val="20"/>
           <w:szCs w:val="20"/>
         </w:rPr>
-        <w:t>App\ contains only code specific to a concrete application built on the platform. All platform modules — including marketplace modules (Blog, Shop, etc.) — live under Coolms\.</w:t>
+        <w:t>the page settles into its margins with room for a caption and a note about paper weight and grain direction which matters when a document is bound rather than stapled along on</w:t>
       </w:r>
     </w:p>
     <w:p>
@@ -578,7 +578,7 @@
           <w:sz w:val="20"/>
           <w:szCs w:val="20"/>
         </w:rPr>
-        <w:t>Scaffolding generates into any namespace the developer chooses. There is no hardcoded App\Custom\ assumption.</w:t>
+        <w:t>h room for a caption and a note about paper weight and grain direction which matters when a document is bound</w:t>
       </w:r>
     </w:p>
     <w:p>
@@ -624,7 +624,7 @@
           <w:sz w:val="24"/>
           <w:szCs w:val="24"/>
         </w:rPr>
-        <w:t>3. ORM Agnosticism</w:t>
+        <w:t> paper weight and </w:t>
       </w:r>
     </w:p>
     <w:p>
@@ -637,7 +637,7 @@
           <w:sz w:val="20"/>
           <w:szCs w:val="20"/>
         </w:rPr>
-        <w:t>Domain Explorer and FieldMetadata pipeline must never depend on Doctrine directly. EntitySchemaProviderInterface is the abstraction boundary:</w:t>
+        <w:t>ch matters when a document is bound rather than stapled along one edge of the sheet. The quick brown fox jumps over the lazy dog while the pr</w:t>
       </w:r>
     </w:p>
     <w:p>
@@ -661,7 +661,7 @@
           <w:sz w:val="18"/>
           <w:szCs w:val="18"/>
         </w:rPr>
-        <w:t>// Domain interface (coolms/dynamic-entity)</w:t>
+        <w:t>ather than stapled along one edge of the sh</w:t>
       </w:r>
     </w:p>
     <w:p>
@@ -676,7 +676,7 @@
           <w:sz w:val="18"/>
           <w:szCs w:val="18"/>
         </w:rPr>
-        <w:t>interface EntitySchemaProviderInterface {</w:t>
+        <w:t>the sheet. The quick brown fox jumps over</w:t>
       </w:r>
     </w:p>
     <w:p>
@@ -699,7 +699,7 @@
           <w:sz w:val="18"/>
           <w:szCs w:val="18"/>
         </w:rPr>
-        <w:t>/** @return EntityClassMetadata[] */</w:t>
+        <w:t>over the lazy dog while the printer </w:t>
       </w:r>
     </w:p>
     <w:p>
@@ -722,7 +722,7 @@
           <w:sz w:val="18"/>
           <w:szCs w:val="18"/>
         </w:rPr>
-        <w:t>public function getAllEntities(): array;</w:t>
+        <w:t>arms up and the page settles into its ma</w:t>
       </w:r>
     </w:p>
     <w:p>
@@ -737,7 +737,7 @@
           <w:sz w:val="18"/>
           <w:szCs w:val="18"/>
         </w:rPr>
-        <w:t>}</w:t>
+        <w:t> </w:t>
       </w:r>
     </w:p>
     <w:p>
@@ -761,7 +761,7 @@
           <w:sz w:val="18"/>
           <w:szCs w:val="18"/>
         </w:rPr>
-        <w:t>// Doctrine implementation (coolms/dynamic-entity-doctrine)</w:t>
+        <w:t>a note about paper weight and grain direction which matters</w:t>
       </w:r>
     </w:p>
     <w:p>
@@ -776,7 +776,7 @@
           <w:sz w:val="18"/>
           <w:szCs w:val="18"/>
         </w:rPr>
-        <w:t>final class DoctrineEntitySchemaProvider implements EntitySchemaProviderInterface {}</w:t>
+        <w:t>irection which matters when a document is bound rather than stapled along one edge o</w:t>
       </w:r>
     </w:p>
     <w:p>
@@ -800,7 +800,7 @@
           <w:sz w:val="18"/>
           <w:szCs w:val="18"/>
         </w:rPr>
-        <w:t>// Future Cycle implementation (coolms/dynamic-entity-cycle)</w:t>
+        <w:t>t is bound rather than stapled along one edge of the sheet. </w:t>
       </w:r>
     </w:p>
     <w:p>
@@ -815,7 +815,7 @@
           <w:sz w:val="18"/>
           <w:szCs w:val="18"/>
         </w:rPr>
-        <w:t>final class CycleEntitySchemaProvider implements EntitySchemaProviderInterface {}</w:t>
+        <w:t>one edge of the sheet. The quick brown fox jumps over the lazy dog while the prin</w:t>
       </w:r>
     </w:p>
     <w:p>
@@ -837,7 +837,7 @@
           <w:sz w:val="20"/>
           <w:szCs w:val="20"/>
         </w:rPr>
-        <w:t>DoctrineEntitySchemaProvider is the ONLY class that imports Doctrine ORM metadata. All higher layers depend only on EntitySchemaProviderInterface.</w:t>
+        <w:t>n fox jumps over the lazy dog while the printer warms up and the page settles into its margins with room for a caption and a note about paper weig</w:t>
       </w:r>
     </w:p>
     <w:p>
@@ -883,7 +883,7 @@
           <w:sz w:val="24"/>
           <w:szCs w:val="24"/>
         </w:rPr>
-        <w:t>4. Domain Explorer Visibility Criterion</w:t>
+        <w:t>he printer warms up and the page settle</w:t>
       </w:r>
     </w:p>
     <w:p>
@@ -896,7 +896,7 @@
           <w:sz w:val="20"/>
           <w:szCs w:val="20"/>
         </w:rPr>
-        <w:t>Remove ORM-specific and namespace-specific filters. An entity appears in Domain Explorer if and only if:</w:t>
+        <w:t>les into its margins with room for a caption and a note about paper weight and grain direction which mat</w:t>
       </w:r>
     </w:p>
     <w:p>
@@ -913,7 +913,7 @@
           <w:sz w:val="20"/>
           <w:szCs w:val="20"/>
         </w:rPr>
-        <w:t>#[ClassMeta] attribute is present — explicit opt-in, OR</w:t>
+        <w:t>caption and a note about paper weight and grain directi</w:t>
       </w:r>
     </w:p>
     <w:p>
@@ -930,7 +930,7 @@
           <w:sz w:val="20"/>
           <w:szCs w:val="20"/>
         </w:rPr>
-        <w:t>At least one property has #[FieldMeta] attribute</w:t>
+        <w:t> and grain direction which matters when a docume</w:t>
       </w:r>
     </w:p>
     <w:p>
@@ -952,7 +952,7 @@
           <w:sz w:val="20"/>
           <w:szCs w:val="20"/>
         </w:rPr>
-        <w:t>#[ClassMeta] and #[FieldMeta] are defined in coolms/core (Domain layer). Zero ORM or framework dependencies. Any ORM's entity schema provider reads them via standard PHP Reflection.</w:t>
+        <w:t>en a document is bound rather than stapled along one edge of the sheet. The quick brown fox jumps over the lazy dog while the printer warms up and the page settles into its margins with </w:t>
       </w:r>
     </w:p>
     <w:p>
@@ -974,7 +974,7 @@
           <w:sz w:val="20"/>
           <w:szCs w:val="20"/>
         </w:rPr>
-        <w:t>Remove from codebase:</w:t>
+        <w:t>apled along one edge </w:t>
       </w:r>
     </w:p>
     <w:p>
@@ -991,7 +991,7 @@
           <w:sz w:val="20"/>
           <w:szCs w:val="20"/>
         </w:rPr>
-        <w:t>str_starts_with($className, 'App\\') filter in DoctrineEntitySchemaProvider</w:t>
+        <w:t>e quick brown fox jumps over the lazy dog while the printer warms up and the page set</w:t>
       </w:r>
     </w:p>
     <w:p>
@@ -1008,7 +1008,7 @@
           <w:sz w:val="20"/>
           <w:szCs w:val="20"/>
         </w:rPr>
-        <w:t>Any Doctrine-specific visibility logic at platform level</w:t>
+        <w:t> dog while the printer warms up and the page settles int</w:t>
       </w:r>
     </w:p>
     <w:p>
@@ -1054,7 +1054,7 @@
           <w:sz w:val="24"/>
           <w:szCs w:val="24"/>
         </w:rPr>
-        <w:t>5. DB Type vs Form Type</w:t>
+        <w:t>he page settles into it</w:t>
       </w:r>
     </w:p>
     <w:p>
@@ -1067,7 +1067,7 @@
           <w:sz w:val="20"/>
           <w:szCs w:val="20"/>
         </w:rPr>
-        <w:t>Two distinct concepts that must not be conflated:</w:t>
+        <w:t> room for a caption and a note about paper weight</w:t>
       </w:r>
     </w:p>
     <w:p>
@@ -1145,7 +1145,7 @@
                 <w:sz w:val="18"/>
                 <w:szCs w:val="18"/>
               </w:rPr>
-              <w:t>DB Type (FieldDefinition.type)</w:t>
+              <w:t>paper weight and grain directi</w:t>
             </w:r>
           </w:p>
         </w:tc>
@@ -1172,7 +1172,7 @@
                 <w:sz w:val="18"/>
                 <w:szCs w:val="18"/>
               </w:rPr>
-              <w:t>Form Type (FieldDefinition.formType)</w:t>
+              <w:t>h matters when a document is bound r</w:t>
             </w:r>
           </w:p>
         </w:tc>
@@ -1199,7 +1199,7 @@
                 <w:sz w:val="18"/>
                 <w:szCs w:val="18"/>
               </w:rPr>
-              <w:t>Meaning</w:t>
+              <w:t>ther th</w:t>
             </w:r>
           </w:p>
         </w:tc>
@@ -1223,7 +1223,7 @@
                 <w:sz w:val="18"/>
                 <w:szCs w:val="18"/>
               </w:rPr>
-              <w:t>How value is stored in DB</w:t>
+              <w:t>he sheet. The quick brown</w:t>
             </w:r>
           </w:p>
         </w:tc>
@@ -1247,7 +1247,7 @@
                 <w:sz w:val="18"/>
                 <w:szCs w:val="18"/>
               </w:rPr>
-              <w:t>How field is rendered in a form</w:t>
+              <w:t>ver the lazy dog while the prin</w:t>
             </w:r>
           </w:p>
         </w:tc>
@@ -1274,7 +1274,7 @@
                 <w:sz w:val="18"/>
                 <w:szCs w:val="18"/>
               </w:rPr>
-              <w:t>Values</w:t>
+              <w:t>rms up</w:t>
             </w:r>
           </w:p>
         </w:tc>
@@ -1298,7 +1298,7 @@
                 <w:sz w:val="18"/>
                 <w:szCs w:val="18"/>
               </w:rPr>
-              <w:t>text, number, boolean, date, json</w:t>
+              <w:t>margins with room for a caption a</w:t>
             </w:r>
           </w:p>
         </w:tc>
@@ -1322,7 +1322,7 @@
                 <w:sz w:val="18"/>
                 <w:szCs w:val="18"/>
               </w:rPr>
-              <w:t>textarea, select, relation, media-picker, date-picker...</w:t>
+              <w:t> note about paper weight and grain direction which matte</w:t>
             </w:r>
           </w:p>
         </w:tc>
@@ -1349,7 +1349,7 @@
                 <w:sz w:val="18"/>
                 <w:szCs w:val="18"/>
               </w:rPr>
-              <w:t>ORM relevance</w:t>
+              <w:t>rection which</w:t>
             </w:r>
           </w:p>
         </w:tc>
@@ -1373,7 +1373,7 @@
                 <w:sz w:val="18"/>
                 <w:szCs w:val="18"/>
               </w:rPr>
-              <w:t>Yes — maps to column type</w:t>
+              <w:t> is bound rather than sta</w:t>
             </w:r>
           </w:p>
         </w:tc>
@@ -1397,7 +1397,7 @@
                 <w:sz w:val="18"/>
                 <w:szCs w:val="18"/>
               </w:rPr>
-              <w:t>No — pure UI metadata</w:t>
+              <w:t>ne edge of the sheet.</w:t>
             </w:r>
           </w:p>
         </w:tc>
@@ -1424,7 +1424,7 @@
                 <w:sz w:val="18"/>
                 <w:szCs w:val="18"/>
               </w:rPr>
-              <w:t>Required</w:t>
+              <w:t> fox jum</w:t>
             </w:r>
           </w:p>
         </w:tc>
@@ -1448,7 +1448,7 @@
                 <w:sz w:val="18"/>
                 <w:szCs w:val="18"/>
               </w:rPr>
-              <w:t>Yes</w:t>
+              <w:t>e p</w:t>
             </w:r>
           </w:p>
         </w:tc>
@@ -1472,7 +1472,7 @@
                 <w:sz w:val="18"/>
                 <w:szCs w:val="18"/>
               </w:rPr>
-              <w:t>No (falls back to type default)</w:t>
+              <w:t>es into its margins with room f</w:t>
             </w:r>
           </w:p>
         </w:tc>
@@ -1497,7 +1497,7 @@
           <w:sz w:val="20"/>
           <w:szCs w:val="20"/>
         </w:rPr>
-        <w:t>relation is a form type, not a DB type. Relations store a foreign key as text (UUID string) or in extras JSON. formType: relation tells Form Builder to render a relation picker widget.</w:t>
+        <w:t>aption and a note about paper weight and grain direction which matters when a document is bound rather than stapled along one edge of the sheet. The quick brown fox jumps over the lazy</w:t>
       </w:r>
     </w:p>
     <w:p>
@@ -1510,7 +1510,7 @@
           <w:sz w:val="20"/>
           <w:szCs w:val="20"/>
         </w:rPr>
-        <w:t>Domain Explorer shows DB type. Form Builder reads formType.</w:t>
+        <w:t>and grain direction which matters when a document is bound </w:t>
       </w:r>
     </w:p>
     <w:p>
@@ -1556,7 +1556,7 @@
           <w:sz w:val="24"/>
           <w:szCs w:val="24"/>
         </w:rPr>
-        <w:t>6. Symfony Flex Recipes</w:t>
+        <w:t>n a document is bound r</w:t>
       </w:r>
     </w:p>
     <w:p>
@@ -1569,7 +1569,7 @@
           <w:sz w:val="20"/>
           <w:szCs w:val="20"/>
         </w:rPr>
-        <w:t>Platform bundles ship initial configuration via Symfony Flex recipes. On composer require coolms/content-bundle, Flex copies starter configs into config/modules/content/:</w:t>
+        <w:t>pled along one edge of the sheet. The quick brown fox jumps over the lazy dog while the printer warms up and the page settles into its margins with room for a caption and</w:t>
       </w:r>
     </w:p>
     <w:p>
@@ -1593,7 +1593,7 @@
           <w:sz w:val="18"/>
           <w:szCs w:val="18"/>
         </w:rPr>
-        <w:t>config/modules/content/</w:t>
+        <w:t> quick brown fox jumps </w:t>
       </w:r>
     </w:p>
     <w:p>
@@ -1616,7 +1616,7 @@
           <w:sz w:val="18"/>
           <w:szCs w:val="18"/>
         </w:rPr>
-        <w:t>fields/page_variant/title.yaml</w:t>
+        <w:t>dog while the printer warms up</w:t>
       </w:r>
     </w:p>
     <w:p>
@@ -1639,7 +1639,7 @@
           <w:sz w:val="18"/>
           <w:szCs w:val="18"/>
         </w:rPr>
-        <w:t>fields/page_variant/metaTitle.yaml</w:t>
+        <w:t>e page settles into its margins wi</w:t>
       </w:r>
     </w:p>
     <w:p>
@@ -1662,7 +1662,7 @@
           <w:sz w:val="18"/>
           <w:szCs w:val="18"/>
         </w:rPr>
-        <w:t>navigraph/navi.admin.yaml</w:t>
+        <w:t>room for a caption and a </w:t>
       </w:r>
     </w:p>
     <w:p>
@@ -1685,7 +1685,7 @@
           <w:sz w:val="18"/>
           <w:szCs w:val="18"/>
         </w:rPr>
-        <w:t>layout/domain-explorer.yaml</w:t>
+        <w:t>aper weight and grain direc</w:t>
       </w:r>
     </w:p>
     <w:p>
@@ -1707,7 +1707,7 @@
           <w:sz w:val="20"/>
           <w:szCs w:val="20"/>
         </w:rPr>
-        <w:t>After installation these files belong to the application — committed to git, modified freely, never overwritten by platform updates.</w:t>
+        <w:t> matters when a document is bound rather than stapled along one edge of the sheet. The quick brown fox jumps over the lazy dog while</w:t>
       </w:r>
     </w:p>
     <w:p>
@@ -1753,7 +1753,7 @@
           <w:sz w:val="24"/>
           <w:szCs w:val="24"/>
         </w:rPr>
-        <w:t>7. Module Separation: DomainExplorer vs DynamicEntity vs Scaffolding</w:t>
+        <w:t>her than stapled along one edge of the sheet. The quick brown fox ju</w:t>
       </w:r>
     </w:p>
     <w:p>
@@ -1832,7 +1832,7 @@
                 <w:sz w:val="18"/>
                 <w:szCs w:val="18"/>
               </w:rPr>
-              <w:t>DynamicEntity (L1)</w:t>
+              <w:t>e sheet. The quick</w:t>
             </w:r>
           </w:p>
         </w:tc>
@@ -1859,7 +1859,7 @@
                 <w:sz w:val="18"/>
                 <w:szCs w:val="18"/>
               </w:rPr>
-              <w:t>DomainExplorer (L2)</w:t>
+              <w:t>er the lazy dog whi</w:t>
             </w:r>
           </w:p>
         </w:tc>
@@ -1886,7 +1886,7 @@
                 <w:sz w:val="18"/>
                 <w:szCs w:val="18"/>
               </w:rPr>
-              <w:t>Scaffolding (L2)</w:t>
+              <w:t>ms up and the pa</w:t>
             </w:r>
           </w:p>
         </w:tc>
@@ -1913,7 +1913,7 @@
                 <w:sz w:val="18"/>
                 <w:szCs w:val="18"/>
               </w:rPr>
-              <w:t>Purpose</w:t>
+              <w:t>argins </w:t>
             </w:r>
           </w:p>
         </w:tc>
@@ -1937,7 +1937,7 @@
                 <w:sz w:val="18"/>
                 <w:szCs w:val="18"/>
               </w:rPr>
-              <w:t>Runtime types and records</w:t>
+              <w:t>note about paper weight a</w:t>
             </w:r>
           </w:p>
         </w:tc>
@@ -1961,7 +1961,7 @@
                 <w:sz w:val="18"/>
                 <w:szCs w:val="18"/>
               </w:rPr>
-              <w:t>PHP entity introspection + field metadata editing</w:t>
+              <w:t>ection which matters when a document is bound rat</w:t>
             </w:r>
           </w:p>
         </w:tc>
@@ -1985,7 +1985,7 @@
                 <w:sz w:val="18"/>
                 <w:szCs w:val="18"/>
               </w:rPr>
-              <w:t>DEV: generate PHP classes from runtime types</w:t>
+              <w:t>is bound rather than stapled along one edge </w:t>
             </w:r>
           </w:p>
         </w:tc>
@@ -2012,7 +2012,7 @@
                 <w:sz w:val="18"/>
                 <w:szCs w:val="18"/>
               </w:rPr>
-              <w:t>Audience</w:t>
+              <w:t>e edge o</w:t>
             </w:r>
           </w:p>
         </w:tc>
@@ -2036,7 +2036,7 @@
                 <w:sz w:val="18"/>
                 <w:szCs w:val="18"/>
               </w:rPr>
-              <w:t>ROLE_ADMIN, ROLE_EDITOR</w:t>
+              <w:t>fox jumps over the lazy</w:t>
             </w:r>
           </w:p>
         </w:tc>
@@ -2060,7 +2060,7 @@
                 <w:sz w:val="18"/>
                 <w:szCs w:val="18"/>
               </w:rPr>
-              <w:t>ROLE_DEV, ROLE_ADMIN</w:t>
+              <w:t> printer warms up an</w:t>
             </w:r>
           </w:p>
         </w:tc>
@@ -2084,7 +2084,7 @@
                 <w:sz w:val="18"/>
                 <w:szCs w:val="18"/>
               </w:rPr>
-              <w:t>Developer (CLI + UI)</w:t>
+              <w:t>s into its margins w</w:t>
             </w:r>
           </w:p>
         </w:tc>
@@ -2111,7 +2111,7 @@
                 <w:sz w:val="18"/>
                 <w:szCs w:val="18"/>
               </w:rPr>
-              <w:t>Storage</w:t>
+              <w:t>ption a</w:t>
             </w:r>
           </w:p>
         </w:tc>
@@ -2135,7 +2135,7 @@
                 <w:sz w:val="18"/>
                 <w:szCs w:val="18"/>
               </w:rPr>
-              <w:t>DB always</w:t>
+              <w:t>nd grain </w:t>
             </w:r>
           </w:p>
         </w:tc>
@@ -2159,7 +2159,7 @@
                 <w:sz w:val="18"/>
                 <w:szCs w:val="18"/>
               </w:rPr>
-              <w:t>YAML (dev) / DB (prod)</w:t>
+              <w:t> a document is bound r</w:t>
             </w:r>
           </w:p>
         </w:tc>
@@ -2183,7 +2183,7 @@
                 <w:sz w:val="18"/>
                 <w:szCs w:val="18"/>
               </w:rPr>
-              <w:t>Generates PHP files</w:t>
+              <w:t>led along one edge </w:t>
             </w:r>
           </w:p>
         </w:tc>
@@ -2210,7 +2210,7 @@
                 <w:sz w:val="18"/>
                 <w:szCs w:val="18"/>
               </w:rPr>
-              <w:t>Depends on</w:t>
+              <w:t>quick brow</w:t>
             </w:r>
           </w:p>
         </w:tc>
@@ -2234,7 +2234,7 @@
                 <w:sz w:val="18"/>
                 <w:szCs w:val="18"/>
               </w:rPr>
-              <w:t>Field (L1)</w:t>
+              <w:t>og while t</w:t>
             </w:r>
           </w:p>
         </w:tc>
@@ -2258,7 +2258,7 @@
                 <w:sz w:val="18"/>
                 <w:szCs w:val="18"/>
               </w:rPr>
-              <w:t>Field (L1), DynamicEntity (L1)</w:t>
+              <w:t> page settles into its margins</w:t>
             </w:r>
           </w:p>
         </w:tc>
@@ -2282,7 +2282,7 @@
                 <w:sz w:val="18"/>
                 <w:szCs w:val="18"/>
               </w:rPr>
-              <w:t>DynamicEntity (L1)</w:t>
+              <w:t>oom for a caption </w:t>
             </w:r>
           </w:p>
         </w:tc>
@@ -2309,7 +2309,7 @@
                 <w:sz w:val="18"/>
                 <w:szCs w:val="18"/>
               </w:rPr>
-              <w:t>Type origin</w:t>
+              <w:t>per weight </w:t>
             </w:r>
           </w:p>
         </w:tc>
@@ -2333,7 +2333,7 @@
                 <w:sz w:val="18"/>
                 <w:szCs w:val="18"/>
               </w:rPr>
-              <w:t>origin=runtime</w:t>
+              <w:t>matters when a</w:t>
             </w:r>
           </w:p>
         </w:tc>
@@ -2357,7 +2357,7 @@
                 <w:sz w:val="18"/>
                 <w:szCs w:val="18"/>
               </w:rPr>
-              <w:t>origin=managed</w:t>
+              <w:t>er than staple</w:t>
             </w:r>
           </w:p>
         </w:tc>
@@ -2381,7 +2381,7 @@
                 <w:sz w:val="18"/>
                 <w:szCs w:val="18"/>
               </w:rPr>
-              <w:t>Transition runtime → managed</w:t>
+              <w:t> sheet. The quick brown fox </w:t>
             </w:r>
           </w:p>
         </w:tc>
@@ -2406,7 +2406,7 @@
           <w:sz w:val="20"/>
           <w:szCs w:val="20"/>
         </w:rPr>
-        <w:t>Scaffolding is the bridge: a runtime DynamicEntityType can be promoted to a real PHP class. After scaffolding, the type moves from Dynamic Entities UI to Domain Explorer.</w:t>
+        <w:t>r the lazy dog while the printer warms up and the page settles into its margins with room for a caption and a note about paper weight and grain direction which matters wh</w:t>
       </w:r>
     </w:p>
     <w:p>
@@ -2452,7 +2452,7 @@
           <w:sz w:val="24"/>
           <w:szCs w:val="24"/>
         </w:rPr>
-        <w:t>8. STI vs CTI — Developer Choice at Scaffolding</w:t>
+        <w:t>s up and the page settles into its margins with</w:t>
       </w:r>
     </w:p>
     <w:p>
@@ -2465,7 +2465,7 @@
           <w:sz w:val="20"/>
           <w:szCs w:val="20"/>
         </w:rPr>
-        <w:t>When scaffolding a PHP class from a DynamicEntityType hierarchy, the developer chooses:</w:t>
+        <w:t>rgins with room for a caption and a note about paper weight and grain direction which m</w:t>
       </w:r>
     </w:p>
     <w:p>
@@ -2543,7 +2543,7 @@
                 <w:sz w:val="18"/>
                 <w:szCs w:val="18"/>
               </w:rPr>
-              <w:t>STI (Single Table Inheritance)</w:t>
+              <w:t>ote about paper weight and gra</w:t>
             </w:r>
           </w:p>
         </w:tc>
@@ -2570,7 +2570,7 @@
                 <w:sz w:val="18"/>
                 <w:szCs w:val="18"/>
               </w:rPr>
-              <w:t>CTI (Class Table Inheritance)</w:t>
+              <w:t>ction which matters when a do</w:t>
             </w:r>
           </w:p>
         </w:tc>
@@ -2597,7 +2597,7 @@
                 <w:sz w:val="18"/>
                 <w:szCs w:val="18"/>
               </w:rPr>
-              <w:t>Tables</w:t>
+              <w:t>s boun</w:t>
             </w:r>
           </w:p>
         </w:tc>
@@ -2621,7 +2621,7 @@
                 <w:sz w:val="18"/>
                 <w:szCs w:val="18"/>
               </w:rPr>
-              <w:t>One shared table</w:t>
+              <w:t> edge of the she</w:t>
             </w:r>
           </w:p>
         </w:tc>
@@ -2645,7 +2645,7 @@
                 <w:sz w:val="18"/>
                 <w:szCs w:val="18"/>
               </w:rPr>
-              <w:t>Separate table per type</w:t>
+              <w:t>ox jumps over the lazy </w:t>
             </w:r>
           </w:p>
         </w:tc>
@@ -2672,7 +2672,7 @@
                 <w:sz w:val="18"/>
                 <w:szCs w:val="18"/>
               </w:rPr>
-              <w:t>When appropriate</w:t>
+              <w:t>printer warms up</w:t>
             </w:r>
           </w:p>
         </w:tc>
@@ -2696,7 +2696,7 @@
                 <w:sz w:val="18"/>
                 <w:szCs w:val="18"/>
               </w:rPr>
-              <w:t>Small hierarchy, few type-specific fields</w:t>
+              <w:t> into its margins with room for a caption</w:t>
             </w:r>
           </w:p>
         </w:tc>
@@ -2720,7 +2720,7 @@
                 <w:sz w:val="18"/>
                 <w:szCs w:val="18"/>
               </w:rPr>
-              <w:t>Large hierarchy, many distinct fields</w:t>
+              <w:t>tion and a note about paper weight an</w:t>
             </w:r>
           </w:p>
         </w:tc>
@@ -2747,7 +2747,7 @@
                 <w:sz w:val="18"/>
                 <w:szCs w:val="18"/>
               </w:rPr>
-              <w:t>Migration needed</w:t>
+              <w:t>d grain directio</w:t>
             </w:r>
           </w:p>
         </w:tc>
@@ -2771,7 +2771,7 @@
                 <w:sz w:val="18"/>
                 <w:szCs w:val="18"/>
               </w:rPr>
-              <w:t>No (reuses dynamic_records schema)</w:t>
+              <w:t>a document is bound rather than st</w:t>
             </w:r>
           </w:p>
         </w:tc>
@@ -2795,7 +2795,7 @@
                 <w:sz w:val="18"/>
                 <w:szCs w:val="18"/>
               </w:rPr>
-              <w:t>Yes (SchemaManager creates new table)</w:t>
+              <w:t>ed along one edge of the sheet. The q</w:t>
             </w:r>
           </w:p>
         </w:tc>
@@ -2822,7 +2822,7 @@
                 <w:sz w:val="18"/>
                 <w:szCs w:val="18"/>
               </w:rPr>
-              <w:t>Scaffolding output</w:t>
+              <w:t>uick brown fox jum</w:t>
             </w:r>
           </w:p>
         </w:tc>
@@ -2846,7 +2846,7 @@
                 <w:sz w:val="18"/>
                 <w:szCs w:val="18"/>
               </w:rPr>
-              <w:t>extends AbstractDynamicEntity + discriminator</w:t>
+              <w:t>g while the printer warms up and the page set</w:t>
             </w:r>
           </w:p>
         </w:tc>
@@ -2870,7 +2870,7 @@
                 <w:sz w:val="18"/>
                 <w:szCs w:val="18"/>
               </w:rPr>
-              <w:t>Standalone class + migration file</w:t>
+              <w:t>page settles into its margins wit</w:t>
             </w:r>
           </w:p>
         </w:tc>
@@ -2895,7 +2895,7 @@
           <w:sz w:val="20"/>
           <w:szCs w:val="20"/>
         </w:rPr>
-        <w:t>The Scaffolding wizard presents both options with trade-off explanation. No default is imposed. The choice belongs to the developer.</w:t>
+        <w:t>om for a caption and a note about paper weight and grain direction which matters when a document is bound rather than stapled along </w:t>
       </w:r>
     </w:p>
     <w:sectPr>
